--- a/AI大模型在财务场景的应用/项目8_范例_v5.docx
+++ b/AI大模型在财务场景的应用/项目8_范例_v5.docx
@@ -235,7 +235,7 @@
           <w:b w:val="0"/>
           <w:sz w:val="24"/>
         </w:rPr>
-        <w:t>星空读书会的财务干事小林，需要把9月的收支汇总给社长李想看。流水表上有十几行记录，有的写着“学院拨款”，有的写着“社员会费”，还有一些是茶歇和印刷。小林最先想到的是用计算器逐行相加，但很快发现，要按类别分开算，行数一多就容易漏。她决定请AI帮忙写公式，再自己核对一遍。</w:t>
+        <w:t>星空读书会的财务干事小何，需要把9月的收支汇总给社长李想想看。流水表上有十几行记录，有的写着“学院拨款”，有的写着“社员会费”，还有一些是茶歇和印刷。小何最先想到的是用计算器逐行相加，但很快发现，要按类别分开算，行数一多就容易漏。她决定请AI帮忙写公式，再自己核对一遍。</w:t>
       </w:r>
     </w:p>
     <w:p>
@@ -1972,7 +1972,7 @@
           <w:b w:val="0"/>
           <w:sz w:val="24"/>
         </w:rPr>
-        <w:t>下面是小林向AI提出的一个请求的要点：“表中第一行是表头，A列为日期，B列为摘要，C列为收入，D列为支出，E列为类别，F列为票据号，数据从第2行到第12行。请写出计算‘社员会费’收入合计的公式，并逐个解释参数。”AI给出的公式为：=SUMIFS(C2:C12,E2:E12,"社员会费")，并说明：C2:C12是求和区域，E2:E12是条件区域，"社员会费"是条件。</w:t>
+        <w:t>下面是小何向AI提出的一个请求的要点：“表中第一行是表头，A列为日期，B列为摘要，C列为收入，D列为支出，E列为类别，F列为票据号，数据从第2行到第12行。请写出计算‘社员会费’收入合计的公式，并逐个解释参数。”AI给出的公式为：=SUMIFS(C2:C12,E2:E12,"社员会费")，并说明：C2:C12是求和区域，E2:E12是条件区域，"社员会费"是条件。</w:t>
       </w:r>
     </w:p>
     <w:p>
@@ -1982,7 +1982,7 @@
           <w:b w:val="0"/>
           <w:sz w:val="24"/>
         </w:rPr>
-        <w:t>小林把公式输入表格后，结果为540元，与她手工相加的结果一致。她接着用同样的方法算出其他汇总数字，并整理成表8-2。</w:t>
+        <w:t>小何把公式输入表格后，结果为540元，与她手工相加的结果一致。她接着用同样的方法算出其他汇总数字，并整理成表8-2。</w:t>
       </w:r>
     </w:p>
     <w:p>
@@ -2619,7 +2619,7 @@
           <w:b w:val="0"/>
           <w:sz w:val="24"/>
         </w:rPr>
-        <w:t>核对时，小林注意到一个细节：她的手工相加中，社员会费的三笔分别是300、180、60，合计540，与公式结果相符。但如果公式的区域写成了C2:C11，漏掉最后一行，结果就会变成480，这说明“检查引用范围”这一步不能省略。</w:t>
+        <w:t>核对时，小何注意到一个细节：她的手工相加中，社员会费的三笔分别是300、180、60，合计540，与公式结果相符。但如果公式的区域写成了C2:C11，漏掉最后一行，结果就会变成480，这说明“检查引用范围”这一步不能省略。</w:t>
       </w:r>
     </w:p>
     <w:p>
@@ -2667,7 +2667,7 @@
           <w:b w:val="0"/>
           <w:sz w:val="24"/>
         </w:rPr>
-        <w:t>实际工作中，一个汇总结果常常要同时满足两个以上的条件。例如，小林想知道“茶歇”类别中，单笔超过50元的支出合计是多少，就需要在SUMIFS中加入第二组条件：=SUMIFS(D2:D12,E2:E12,"茶歇",D2:D12,"&gt;50")。表8-1中，茶歇的两笔支出分别为96元和64元，都超过50元，因此结果仍为160元。如果把条件改为“大于80元”，结果就变成96元，只剩一笔。多条件的写法看似复杂，逻辑其实很简单：每一组“区域加条件”都是一道筛选，只有同时满足的记录才会被累加。</w:t>
+        <w:t>实际工作中，一个汇总结果常常要同时满足两个以上的条件。例如，小何想知道“茶歇”类别中，单笔超过50元的支出合计是多少，就需要在SUMIFS中加入第二组条件：=SUMIFS(D2:D12,E2:E12,"茶歇",D2:D12,"&gt;50")。表8-1中，茶歇的两笔支出分别为96元和64元，都超过50元，因此结果仍为160元。如果把条件改为“大于80元”，结果就变成96元，只剩一笔。多条件的写法看似复杂，逻辑其实很简单：每一组“区域加条件”都是一道筛选，只有同时满足的记录才会被累加。</w:t>
       </w:r>
     </w:p>
     <w:p>
@@ -2725,7 +2725,7 @@
           <w:b w:val="0"/>
           <w:sz w:val="24"/>
         </w:rPr>
-        <w:t>小林把汇总表交给李想时，附上了每个数字的公式和核对方法。李想只问了一句：“茶歇的160块，是哪几笔？”小林能够立刻指出两笔记录的票据号，这让李想很放心。</w:t>
+        <w:t>小何把汇总表交给李想想时，附上了每个数字的公式和核对方法。李想想只问了一句：“茶歇的160块，是哪几笔？”小何能够立刻指出两笔记录的票据号，这让李想想很放心。</w:t>
       </w:r>
     </w:p>
     <w:p>
@@ -3272,7 +3272,7 @@
           <w:b w:val="0"/>
           <w:sz w:val="24"/>
         </w:rPr>
-        <w:t>小林在核对时发现，她第一次汇总的收入合计是1980元，而手工核对的结果却是2040元。差了60元，正好是一笔“60元”的社员会费。原来，这笔数字在表格中是带“元”字的文本，SUMIFS没有把它计入。与此同时，表中还有一条“茶歇”记录重复出现，但她一时没有发现。</w:t>
+        <w:t>小何在核对时发现，她第一次汇总的收入合计是1980元，而手工核对的结果却是2040元。差了60元，正好是一笔“60元”的社员会费。原来，这笔数字在表格中是带“元”字的文本，SUMIFS没有把它计入。与此同时，表中还有一条“茶歇”记录重复出现，但她一时没有发现。</w:t>
       </w:r>
     </w:p>
     <w:p>
@@ -4979,7 +4979,7 @@
           <w:b w:val="0"/>
           <w:sz w:val="24"/>
         </w:rPr>
-        <w:t>小林把清理方案和待核实清单交给社长李想。李想最关心的是茶歇是否真的花了两次。小林翻出两张票据，发现票据号F0915对应一次支出，另一条记录只是重复录入，于是删除了重复行，并在备注栏写明原因。</w:t>
+        <w:t>小何把清理方案和待核实清单交给社长李想想。李想想最关心的是茶歇是否真的花了两次。小何翻出两张票据，发现票据号F0915对应一次支出，另一条记录只是重复录入，于是删除了重复行，并在备注栏写明原因。</w:t>
       </w:r>
     </w:p>
     <w:p>
@@ -5526,7 +5526,7 @@
           <w:b w:val="0"/>
           <w:sz w:val="24"/>
         </w:rPr>
-        <w:t>星空读书会本学期初制定了预算，期末需要与实际收支对比，说明哪些项目超支、哪些项目节省。社长李想希望有一张表，打开就能看清差异，而不是每次都要重新计算。</w:t>
+        <w:t>星空读书会本学期初制定了预算，期末需要与实际收支对比，说明哪些项目超支、哪些项目节省。社长李想想希望有一张表，打开就能看清差异，而不是每次都要重新计算。</w:t>
       </w:r>
     </w:p>
     <w:p>
@@ -6691,7 +6691,7 @@
           <w:b w:val="0"/>
           <w:sz w:val="24"/>
         </w:rPr>
-        <w:t>李想拿到表8-5后，首先看的是社员会费。她问小林：“是有人没交，还是统计有误？”小林对照票据发现，三批会费确实只收到540元，缺口60元来自一位社员的未缴款。这说明差异表不仅是算账的工具，也能帮助发现业务上的问题。</w:t>
+        <w:t>李想想拿到表8-5后，首先看的是社员会费。她问小何：“是有人没交，还是统计有误？”小何对照票据发现，三批会费确实只收到540元，缺口60元来自一位社员的未缴款。这说明差异表不仅是算账的工具，也能帮助发现业务上的问题。</w:t>
       </w:r>
     </w:p>
     <w:p>

--- a/AI大模型在财务场景的应用/项目8_范例_v5.docx
+++ b/AI大模型在财务场景的应用/项目8_范例_v5.docx
@@ -6065,7 +6065,7 @@
                 <w:b w:val="0"/>
                 <w:sz w:val="21"/>
               </w:rPr>
-              <w:t>收入，缺口为一位社员未缴的60元</w:t>
+              <w:t>收入，缺口为3名社员未缴的60元（每人20元）</w:t>
             </w:r>
           </w:p>
         </w:tc>
@@ -6691,7 +6691,7 @@
           <w:b w:val="0"/>
           <w:sz w:val="24"/>
         </w:rPr>
-        <w:t>李想想拿到表8-5后，首先看的是社员会费。她问小何：“是有人没交，还是统计有误？”小何对照票据发现，三批会费确实只收到540元，缺口60元来自一位社员的未缴款。这说明差异表不仅是算账的工具，也能帮助发现业务上的问题。</w:t>
+        <w:t>李想想拿到表8-5后，首先看的是社员会费。她问小何：“是有人没交，还是统计有误？”小何对照票据发现，三批会费确实只收到540元，缺口60元来自3名社员的未缴款，每人20元。这说明差异表不仅是算账的工具，也能帮助发现业务上的问题。</w:t>
       </w:r>
     </w:p>
     <w:p>
@@ -6807,7 +6807,7 @@
                 <w:b w:val="0"/>
                 <w:sz w:val="24"/>
               </w:rPr>
-              <w:t>星空读书会的预算对比表中，社员会费预算600元，实际收到540元，差异额为-60元，差异率为-10.0%。负责人在总结中只写了一句：“社员会费有少量波动，属正常情况。”社员追问：少收的60元对应的是哪一位社员？这一缺口会不会影响下学期的活动安排？负责人只能说明：有一位社员尚未缴费，需要跟进。</w:t>
+              <w:t>星空读书会的预算对比表中，社员会费预算600元，实际收到540元，差异额为-60元，差异率为-10.0%。负责人在总结中只写了一句：“社员会费有少量波动，属正常情况。”社员追问：少收的60元对应的是哪几位社员？这一缺口会不会影响下学期的活动安排？负责人只能说明：有3名社员尚未缴费，需要跟进。</w:t>
             </w:r>
           </w:p>
           <w:p>
